--- a/Requirements_and_documents/Phase_1/ADR-004_ver1_Failure Philosophy.docx
+++ b/Requirements_and_documents/Phase_1/ADR-004_ver1_Failure Philosophy.docx
@@ -45,7 +45,7 @@
         <w:rPr>
           <w:rFonts w:ascii="Times New Roman" w:hAnsi="Times New Roman"/>
         </w:rPr>
-        <w:t>Proposed / Under Team Review</w:t>
+        <w:t>Approved</w:t>
       </w:r>
     </w:p>
     <w:p>
@@ -512,21 +512,7 @@
         <w:rPr>
           <w:rFonts w:ascii="Times New Roman" w:hAnsi="Times New Roman"/>
         </w:rPr>
-        <w:t xml:space="preserve">The system must not confirm state-changing actions unless they </w:t>
-      </w:r>
-      <w:proofErr w:type="gramStart"/>
-      <w:r>
-        <w:rPr>
-          <w:rFonts w:ascii="Times New Roman" w:hAnsi="Times New Roman"/>
-        </w:rPr>
-        <w:t>are safely persisted</w:t>
-      </w:r>
-      <w:proofErr w:type="gramEnd"/>
-      <w:r>
-        <w:rPr>
-          <w:rFonts w:ascii="Times New Roman" w:hAnsi="Times New Roman"/>
-        </w:rPr>
-        <w:t xml:space="preserve"> and processed.</w:t>
+        <w:t>The system must not confirm state-changing actions unless they are safely persisted and processed.</w:t>
       </w:r>
     </w:p>
     <w:p>
@@ -538,19 +524,11 @@
           <w:rFonts w:ascii="Times New Roman" w:hAnsi="Times New Roman"/>
         </w:rPr>
       </w:pPr>
-      <w:proofErr w:type="spellStart"/>
-      <w:r>
-        <w:rPr>
-          <w:rFonts w:ascii="Times New Roman" w:hAnsi="Times New Roman"/>
-        </w:rPr>
-        <w:t>All important</w:t>
-      </w:r>
-      <w:proofErr w:type="spellEnd"/>
-      <w:r>
-        <w:rPr>
-          <w:rFonts w:ascii="Times New Roman" w:hAnsi="Times New Roman"/>
-        </w:rPr>
-        <w:t xml:space="preserve"> failures should be recorded where possible, surfaced to users or administrators, and retried where appropriate.</w:t>
+      <w:r>
+        <w:rPr>
+          <w:rFonts w:ascii="Times New Roman" w:hAnsi="Times New Roman"/>
+        </w:rPr>
+        <w:t>All important failures should be recorded where possible, surfaced to users or administrators, and retried where appropriate.</w:t>
       </w:r>
     </w:p>
     <w:p>
@@ -2105,21 +2083,7 @@
         <w:rPr>
           <w:rFonts w:ascii="Times New Roman" w:hAnsi="Times New Roman"/>
         </w:rPr>
-        <w:t xml:space="preserve">If the system cannot </w:t>
-      </w:r>
-      <w:proofErr w:type="gramStart"/>
-      <w:r>
-        <w:rPr>
-          <w:rFonts w:ascii="Times New Roman" w:hAnsi="Times New Roman"/>
-        </w:rPr>
-        <w:t>persist</w:t>
-      </w:r>
-      <w:proofErr w:type="gramEnd"/>
-      <w:r>
-        <w:rPr>
-          <w:rFonts w:ascii="Times New Roman" w:hAnsi="Times New Roman"/>
-        </w:rPr>
-        <w:t xml:space="preserve"> workflow state or event history, it must not confirm state-changing actions as successful.</w:t>
+        <w:t>If the system cannot persist workflow state or event history, it must not confirm state-changing actions as successful.</w:t>
       </w:r>
     </w:p>
     <w:p>
@@ -2183,14 +2147,12 @@
           <w:rFonts w:ascii="Times New Roman" w:hAnsi="Times New Roman" w:cs="Times New Roman"/>
         </w:rPr>
       </w:pPr>
-      <w:proofErr w:type="gramStart"/>
       <w:r>
         <w:rPr>
           <w:rFonts w:ascii="Times New Roman" w:hAnsi="Times New Roman" w:cs="Times New Roman"/>
         </w:rPr>
         <w:t>write failure</w:t>
       </w:r>
-      <w:proofErr w:type="gramEnd"/>
     </w:p>
     <w:p>
       <w:pPr>
@@ -2246,16 +2208,8 @@
         <w:rPr>
           <w:rFonts w:ascii="Times New Roman" w:hAnsi="Times New Roman" w:cs="Times New Roman"/>
         </w:rPr>
-        <w:t xml:space="preserve">corrupted or inconsistent </w:t>
-      </w:r>
-      <w:proofErr w:type="gramStart"/>
-      <w:r>
-        <w:rPr>
-          <w:rFonts w:ascii="Times New Roman" w:hAnsi="Times New Roman" w:cs="Times New Roman"/>
-        </w:rPr>
-        <w:t>write</w:t>
-      </w:r>
-      <w:proofErr w:type="gramEnd"/>
+        <w:t>corrupted or inconsistent write</w:t>
+      </w:r>
     </w:p>
     <w:p>
       <w:pPr>
@@ -2399,35 +2353,7 @@
         <w:rPr>
           <w:rFonts w:ascii="Times New Roman" w:hAnsi="Times New Roman"/>
         </w:rPr>
-        <w:t xml:space="preserve">Read-only access may continue only if </w:t>
-      </w:r>
-      <w:proofErr w:type="gramStart"/>
-      <w:r>
-        <w:rPr>
-          <w:rFonts w:ascii="Times New Roman" w:hAnsi="Times New Roman"/>
-        </w:rPr>
-        <w:t>safe</w:t>
-      </w:r>
-      <w:proofErr w:type="gramEnd"/>
-      <w:r>
-        <w:rPr>
-          <w:rFonts w:ascii="Times New Roman" w:hAnsi="Times New Roman"/>
-        </w:rPr>
-        <w:t xml:space="preserve"> </w:t>
-      </w:r>
-      <w:proofErr w:type="gramStart"/>
-      <w:r>
-        <w:rPr>
-          <w:rFonts w:ascii="Times New Roman" w:hAnsi="Times New Roman"/>
-        </w:rPr>
-        <w:t>cached</w:t>
-      </w:r>
-      <w:proofErr w:type="gramEnd"/>
-      <w:r>
-        <w:rPr>
-          <w:rFonts w:ascii="Times New Roman" w:hAnsi="Times New Roman"/>
-        </w:rPr>
-        <w:t xml:space="preserve"> or previously loaded data is available.</w:t>
+        <w:t>Read-only access may continue only if safe cached or previously loaded data is available.</w:t>
       </w:r>
     </w:p>
     <w:p>
@@ -2681,19 +2607,11 @@
           <w:rFonts w:ascii="Times New Roman" w:hAnsi="Times New Roman" w:cs="Times New Roman"/>
         </w:rPr>
       </w:pPr>
-      <w:proofErr w:type="gramStart"/>
-      <w:r>
-        <w:rPr>
-          <w:rFonts w:ascii="Times New Roman" w:hAnsi="Times New Roman" w:cs="Times New Roman"/>
-        </w:rPr>
-        <w:t>state</w:t>
-      </w:r>
-      <w:proofErr w:type="gramEnd"/>
-      <w:r>
-        <w:rPr>
-          <w:rFonts w:ascii="Times New Roman" w:hAnsi="Times New Roman" w:cs="Times New Roman"/>
-        </w:rPr>
-        <w:t xml:space="preserve"> updated but event not recorded</w:t>
+      <w:r>
+        <w:rPr>
+          <w:rFonts w:ascii="Times New Roman" w:hAnsi="Times New Roman" w:cs="Times New Roman"/>
+        </w:rPr>
+        <w:t>state updated but event not recorded</w:t>
       </w:r>
     </w:p>
     <w:p>
@@ -3146,21 +3064,7 @@
         <w:rPr>
           <w:rFonts w:ascii="Times New Roman" w:hAnsi="Times New Roman"/>
         </w:rPr>
-        <w:t xml:space="preserve">The user must be clearly informed when an action status is unknown or </w:t>
-      </w:r>
-      <w:proofErr w:type="gramStart"/>
-      <w:r>
-        <w:rPr>
-          <w:rFonts w:ascii="Times New Roman" w:hAnsi="Times New Roman"/>
-        </w:rPr>
-        <w:t>could not</w:t>
-      </w:r>
-      <w:proofErr w:type="gramEnd"/>
-      <w:r>
-        <w:rPr>
-          <w:rFonts w:ascii="Times New Roman" w:hAnsi="Times New Roman"/>
-        </w:rPr>
-        <w:t xml:space="preserve"> be confirmed.</w:t>
+        <w:t>The user must be clearly informed when an action status is unknown or could not be confirmed.</w:t>
       </w:r>
     </w:p>
     <w:p>
@@ -3994,21 +3898,7 @@
         <w:rPr>
           <w:rFonts w:ascii="Times New Roman" w:hAnsi="Times New Roman"/>
         </w:rPr>
-        <w:t xml:space="preserve">The page failed to render correctly. Please refresh the page. Your workflow data is stored on the server and will be reloaded after </w:t>
-      </w:r>
-      <w:proofErr w:type="gramStart"/>
-      <w:r>
-        <w:rPr>
-          <w:rFonts w:ascii="Times New Roman" w:hAnsi="Times New Roman"/>
-        </w:rPr>
-        <w:t>refresh</w:t>
-      </w:r>
-      <w:proofErr w:type="gramEnd"/>
-      <w:r>
-        <w:rPr>
-          <w:rFonts w:ascii="Times New Roman" w:hAnsi="Times New Roman"/>
-        </w:rPr>
-        <w:t>.</w:t>
+        <w:t>The page failed to render correctly. Please refresh the page. Your workflow data is stored on the server and will be reloaded after refresh.</w:t>
       </w:r>
     </w:p>
     <w:p>
@@ -4074,21 +3964,7 @@
         <w:rPr>
           <w:rFonts w:ascii="Times New Roman" w:hAnsi="Times New Roman"/>
         </w:rPr>
-        <w:t xml:space="preserve">The server did not respond </w:t>
-      </w:r>
-      <w:proofErr w:type="gramStart"/>
-      <w:r>
-        <w:rPr>
-          <w:rFonts w:ascii="Times New Roman" w:hAnsi="Times New Roman"/>
-        </w:rPr>
-        <w:t>in</w:t>
-      </w:r>
-      <w:proofErr w:type="gramEnd"/>
-      <w:r>
-        <w:rPr>
-          <w:rFonts w:ascii="Times New Roman" w:hAnsi="Times New Roman"/>
-        </w:rPr>
-        <w:t xml:space="preserve"> time. The action status is unknown. Please refresh the task state before retrying.</w:t>
+        <w:t>The server did not respond in time. The action status is unknown. Please refresh the task state before retrying.</w:t>
       </w:r>
     </w:p>
     <w:p>
@@ -4467,21 +4343,7 @@
         <w:rPr>
           <w:rFonts w:ascii="Times New Roman" w:hAnsi="Times New Roman"/>
         </w:rPr>
-        <w:t xml:space="preserve">AI, GitHub, and notification failures affect their respective </w:t>
-      </w:r>
-      <w:proofErr w:type="gramStart"/>
-      <w:r>
-        <w:rPr>
-          <w:rFonts w:ascii="Times New Roman" w:hAnsi="Times New Roman"/>
-        </w:rPr>
-        <w:t>assisted</w:t>
-      </w:r>
-      <w:proofErr w:type="gramEnd"/>
-      <w:r>
-        <w:rPr>
-          <w:rFonts w:ascii="Times New Roman" w:hAnsi="Times New Roman"/>
-        </w:rPr>
-        <w:t xml:space="preserve"> or integration features, but they must not invalidate core workflow state.</w:t>
+        <w:t>AI, GitHub, and notification failures affect their respective assisted or integration features, but they must not invalidate core workflow state.</w:t>
       </w:r>
     </w:p>
     <w:p>
@@ -4544,21 +4406,7 @@
         <w:rPr>
           <w:rFonts w:ascii="Times New Roman" w:hAnsi="Times New Roman"/>
         </w:rPr>
-        <w:t xml:space="preserve">The system should record failures, retry where appropriate, and </w:t>
-      </w:r>
-      <w:proofErr w:type="gramStart"/>
-      <w:r>
-        <w:rPr>
-          <w:rFonts w:ascii="Times New Roman" w:hAnsi="Times New Roman"/>
-        </w:rPr>
-        <w:t>preserve workflow truth at all times</w:t>
-      </w:r>
-      <w:proofErr w:type="gramEnd"/>
-      <w:r>
-        <w:rPr>
-          <w:rFonts w:ascii="Times New Roman" w:hAnsi="Times New Roman"/>
-        </w:rPr>
-        <w:t>.</w:t>
+        <w:t>The system should record failures, retry where appropriate, and preserve workflow truth at all times.</w:t>
       </w:r>
       <w:r>
         <w:rPr>
